--- a/public/templates/termo-manutencao.docx
+++ b/public/templates/termo-manutencao.docx
@@ -4,7 +4,7 @@
   <w:body>
     <w:p>
       <w:pPr>
-        <w:spacing w:after="60"/>
+        <w:spacing w:after="40"/>
         <w:jc w:val="center"/>
       </w:pPr>
       <w:r>
@@ -12,15 +12,15 @@
           <w:rFonts w:ascii="Calibri" w:cs="Calibri" w:eastAsia="Calibri" w:hAnsi="Calibri"/>
           <w:b/>
           <w:bCs/>
-          <w:sz w:val="30"/>
-          <w:szCs w:val="30"/>
+          <w:sz w:val="28"/>
+          <w:szCs w:val="28"/>
         </w:rPr>
         <w:t xml:space="preserve">TERMO DE MANUTENÇÃO MENSAL</w:t>
       </w:r>
     </w:p>
     <w:p>
       <w:pPr>
-        <w:spacing w:after="260"/>
+        <w:spacing w:after="200"/>
         <w:jc w:val="center"/>
       </w:pPr>
       <w:r>
@@ -28,16 +28,18 @@
           <w:rFonts w:ascii="Calibri" w:cs="Calibri" w:eastAsia="Calibri" w:hAnsi="Calibri"/>
           <w:b/>
           <w:bCs/>
-          <w:color w:val="444444"/>
-          <w:sz w:val="20"/>
-          <w:szCs w:val="20"/>
+          <w:i/>
+          <w:iCs/>
+          <w:sz w:val="22"/>
+          <w:szCs w:val="22"/>
         </w:rPr>
         <w:t xml:space="preserve">ēloSites — acordo de manutenção recorrente</w:t>
       </w:r>
     </w:p>
     <w:p>
       <w:pPr>
-        <w:spacing w:after="80"/>
+        <w:spacing w:after="160"/>
+        <w:jc w:val="both"/>
       </w:pPr>
       <w:r>
         <w:rPr>
@@ -54,7 +56,6 @@
           <w:rFonts w:ascii="Calibri" w:cs="Calibri" w:eastAsia="Calibri" w:hAnsi="Calibri"/>
           <w:i/>
           <w:iCs/>
-          <w:color w:val="555555"/>
           <w:sz w:val="22"/>
           <w:szCs w:val="22"/>
         </w:rPr>
@@ -63,7 +64,8 @@
     </w:p>
     <w:p>
       <w:pPr>
-        <w:spacing w:after="80"/>
+        <w:spacing w:after="160"/>
+        <w:jc w:val="both"/>
       </w:pPr>
       <w:r>
         <w:rPr>
@@ -80,7 +82,6 @@
           <w:rFonts w:ascii="Calibri" w:cs="Calibri" w:eastAsia="Calibri" w:hAnsi="Calibri"/>
           <w:i/>
           <w:iCs/>
-          <w:color w:val="555555"/>
           <w:sz w:val="22"/>
           <w:szCs w:val="22"/>
         </w:rPr>
@@ -89,7 +90,8 @@
     </w:p>
     <w:p>
       <w:pPr>
-        <w:spacing w:after="80"/>
+        <w:spacing w:after="160"/>
+        <w:jc w:val="both"/>
       </w:pPr>
       <w:r>
         <w:rPr>
@@ -106,7 +108,6 @@
           <w:rFonts w:ascii="Calibri" w:cs="Calibri" w:eastAsia="Calibri" w:hAnsi="Calibri"/>
           <w:i/>
           <w:iCs/>
-          <w:color w:val="555555"/>
           <w:sz w:val="22"/>
           <w:szCs w:val="22"/>
         </w:rPr>
@@ -115,7 +116,8 @@
     </w:p>
     <w:p>
       <w:pPr>
-        <w:spacing w:after="80"/>
+        <w:spacing w:after="160"/>
+        <w:jc w:val="both"/>
       </w:pPr>
       <w:r>
         <w:rPr>
@@ -132,7 +134,6 @@
           <w:rFonts w:ascii="Calibri" w:cs="Calibri" w:eastAsia="Calibri" w:hAnsi="Calibri"/>
           <w:i/>
           <w:iCs/>
-          <w:color w:val="555555"/>
           <w:sz w:val="22"/>
           <w:szCs w:val="22"/>
         </w:rPr>
@@ -141,7 +142,8 @@
     </w:p>
     <w:p>
       <w:pPr>
-        <w:spacing w:after="80"/>
+        <w:spacing w:after="160"/>
+        <w:jc w:val="both"/>
       </w:pPr>
       <w:r>
         <w:rPr>
@@ -158,7 +160,6 @@
           <w:rFonts w:ascii="Calibri" w:cs="Calibri" w:eastAsia="Calibri" w:hAnsi="Calibri"/>
           <w:i/>
           <w:iCs/>
-          <w:color w:val="555555"/>
           <w:sz w:val="22"/>
           <w:szCs w:val="22"/>
         </w:rPr>
@@ -168,21 +169,32 @@
     <w:p>
       <w:pPr>
         <w:pStyle w:val="Heading1"/>
-        <w:spacing w:after="110" w:before="240"/>
-      </w:pPr>
-      <w:r>
+        <w:spacing w:after="130" w:before="260"/>
+      </w:pPr>
+      <w:r>
+        <w:rPr>
+          <w:rFonts w:ascii="Calibri" w:cs="Calibri" w:eastAsia="Calibri" w:hAnsi="Calibri"/>
+          <w:color w:val="2E74B5"/>
+          <w:sz w:val="26"/>
+          <w:szCs w:val="26"/>
+        </w:rPr>
         <w:t xml:space="preserve">O que está incluso</w:t>
       </w:r>
     </w:p>
     <w:p>
       <w:pPr>
-        <w:pStyle w:val="ListParagraph"/>
-        <w:numPr>
-          <w:ilvl w:val="0"/>
-          <w:numId w:val="1"/>
-        </w:numPr>
-        <w:spacing w:after="70"/>
-      </w:pPr>
+        <w:spacing w:after="100"/>
+        <w:ind w:left="340" w:hanging="340"/>
+        <w:jc w:val="both"/>
+      </w:pPr>
+      <w:r>
+        <w:rPr>
+          <w:rFonts w:ascii="Calibri" w:cs="Calibri" w:eastAsia="Calibri" w:hAnsi="Calibri"/>
+          <w:sz w:val="22"/>
+          <w:szCs w:val="22"/>
+        </w:rPr>
+        <w:t xml:space="preserve">•  </w:t>
+      </w:r>
       <w:r>
         <w:rPr>
           <w:rFonts w:ascii="Calibri" w:cs="Calibri" w:eastAsia="Calibri" w:hAnsi="Calibri"/>
@@ -194,13 +206,18 @@
     </w:p>
     <w:p>
       <w:pPr>
-        <w:pStyle w:val="ListParagraph"/>
-        <w:numPr>
-          <w:ilvl w:val="0"/>
-          <w:numId w:val="1"/>
-        </w:numPr>
-        <w:spacing w:after="70"/>
-      </w:pPr>
+        <w:spacing w:after="100"/>
+        <w:ind w:left="340" w:hanging="340"/>
+        <w:jc w:val="both"/>
+      </w:pPr>
+      <w:r>
+        <w:rPr>
+          <w:rFonts w:ascii="Calibri" w:cs="Calibri" w:eastAsia="Calibri" w:hAnsi="Calibri"/>
+          <w:sz w:val="22"/>
+          <w:szCs w:val="22"/>
+        </w:rPr>
+        <w:t xml:space="preserve">•  </w:t>
+      </w:r>
       <w:r>
         <w:rPr>
           <w:rFonts w:ascii="Calibri" w:cs="Calibri" w:eastAsia="Calibri" w:hAnsi="Calibri"/>
@@ -212,13 +229,18 @@
     </w:p>
     <w:p>
       <w:pPr>
-        <w:pStyle w:val="ListParagraph"/>
-        <w:numPr>
-          <w:ilvl w:val="0"/>
-          <w:numId w:val="1"/>
-        </w:numPr>
-        <w:spacing w:after="70"/>
-      </w:pPr>
+        <w:spacing w:after="100"/>
+        <w:ind w:left="340" w:hanging="340"/>
+        <w:jc w:val="both"/>
+      </w:pPr>
+      <w:r>
+        <w:rPr>
+          <w:rFonts w:ascii="Calibri" w:cs="Calibri" w:eastAsia="Calibri" w:hAnsi="Calibri"/>
+          <w:sz w:val="22"/>
+          <w:szCs w:val="22"/>
+        </w:rPr>
+        <w:t xml:space="preserve">•  </w:t>
+      </w:r>
       <w:r>
         <w:rPr>
           <w:rFonts w:ascii="Calibri" w:cs="Calibri" w:eastAsia="Calibri" w:hAnsi="Calibri"/>
@@ -231,21 +253,32 @@
     <w:p>
       <w:pPr>
         <w:pStyle w:val="Heading1"/>
-        <w:spacing w:after="110" w:before="240"/>
-      </w:pPr>
-      <w:r>
+        <w:spacing w:after="130" w:before="260"/>
+      </w:pPr>
+      <w:r>
+        <w:rPr>
+          <w:rFonts w:ascii="Calibri" w:cs="Calibri" w:eastAsia="Calibri" w:hAnsi="Calibri"/>
+          <w:color w:val="2E74B5"/>
+          <w:sz w:val="26"/>
+          <w:szCs w:val="26"/>
+        </w:rPr>
         <w:t xml:space="preserve">O que NÃO está incluso</w:t>
       </w:r>
     </w:p>
     <w:p>
       <w:pPr>
-        <w:pStyle w:val="ListParagraph"/>
-        <w:numPr>
-          <w:ilvl w:val="0"/>
-          <w:numId w:val="1"/>
-        </w:numPr>
-        <w:spacing w:after="70"/>
-      </w:pPr>
+        <w:spacing w:after="100"/>
+        <w:ind w:left="340" w:hanging="340"/>
+        <w:jc w:val="both"/>
+      </w:pPr>
+      <w:r>
+        <w:rPr>
+          <w:rFonts w:ascii="Calibri" w:cs="Calibri" w:eastAsia="Calibri" w:hAnsi="Calibri"/>
+          <w:sz w:val="22"/>
+          <w:szCs w:val="22"/>
+        </w:rPr>
+        <w:t xml:space="preserve">•  </w:t>
+      </w:r>
       <w:r>
         <w:rPr>
           <w:rFonts w:ascii="Calibri" w:cs="Calibri" w:eastAsia="Calibri" w:hAnsi="Calibri"/>
@@ -257,13 +290,18 @@
     </w:p>
     <w:p>
       <w:pPr>
-        <w:pStyle w:val="ListParagraph"/>
-        <w:numPr>
-          <w:ilvl w:val="0"/>
-          <w:numId w:val="1"/>
-        </w:numPr>
-        <w:spacing w:after="70"/>
-      </w:pPr>
+        <w:spacing w:after="100"/>
+        <w:ind w:left="340" w:hanging="340"/>
+        <w:jc w:val="both"/>
+      </w:pPr>
+      <w:r>
+        <w:rPr>
+          <w:rFonts w:ascii="Calibri" w:cs="Calibri" w:eastAsia="Calibri" w:hAnsi="Calibri"/>
+          <w:sz w:val="22"/>
+          <w:szCs w:val="22"/>
+        </w:rPr>
+        <w:t xml:space="preserve">•  </w:t>
+      </w:r>
       <w:r>
         <w:rPr>
           <w:rFonts w:ascii="Calibri" w:cs="Calibri" w:eastAsia="Calibri" w:hAnsi="Calibri"/>
@@ -275,13 +313,18 @@
     </w:p>
     <w:p>
       <w:pPr>
-        <w:pStyle w:val="ListParagraph"/>
-        <w:numPr>
-          <w:ilvl w:val="0"/>
-          <w:numId w:val="1"/>
-        </w:numPr>
-        <w:spacing w:after="70"/>
-      </w:pPr>
+        <w:spacing w:after="100"/>
+        <w:ind w:left="340" w:hanging="340"/>
+        <w:jc w:val="both"/>
+      </w:pPr>
+      <w:r>
+        <w:rPr>
+          <w:rFonts w:ascii="Calibri" w:cs="Calibri" w:eastAsia="Calibri" w:hAnsi="Calibri"/>
+          <w:sz w:val="22"/>
+          <w:szCs w:val="22"/>
+        </w:rPr>
+        <w:t xml:space="preserve">•  </w:t>
+      </w:r>
       <w:r>
         <w:rPr>
           <w:rFonts w:ascii="Calibri" w:cs="Calibri" w:eastAsia="Calibri" w:hAnsi="Calibri"/>
@@ -293,13 +336,18 @@
     </w:p>
     <w:p>
       <w:pPr>
-        <w:pStyle w:val="ListParagraph"/>
-        <w:numPr>
-          <w:ilvl w:val="0"/>
-          <w:numId w:val="1"/>
-        </w:numPr>
-        <w:spacing w:after="70"/>
-      </w:pPr>
+        <w:spacing w:after="100"/>
+        <w:ind w:left="340" w:hanging="340"/>
+        <w:jc w:val="both"/>
+      </w:pPr>
+      <w:r>
+        <w:rPr>
+          <w:rFonts w:ascii="Calibri" w:cs="Calibri" w:eastAsia="Calibri" w:hAnsi="Calibri"/>
+          <w:sz w:val="22"/>
+          <w:szCs w:val="22"/>
+        </w:rPr>
+        <w:t xml:space="preserve">•  </w:t>
+      </w:r>
       <w:r>
         <w:rPr>
           <w:rFonts w:ascii="Calibri" w:cs="Calibri" w:eastAsia="Calibri" w:hAnsi="Calibri"/>
@@ -311,7 +359,7 @@
     </w:p>
     <w:p>
       <w:pPr>
-        <w:spacing w:after="130"/>
+        <w:spacing w:after="160"/>
         <w:jc w:val="both"/>
       </w:pPr>
       <w:r>
@@ -326,47 +374,48 @@
     <w:p>
       <w:pPr>
         <w:pStyle w:val="Heading1"/>
-        <w:spacing w:after="110" w:before="240"/>
-      </w:pPr>
-      <w:r>
+        <w:spacing w:after="130" w:before="260"/>
+      </w:pPr>
+      <w:r>
+        <w:rPr>
+          <w:rFonts w:ascii="Calibri" w:cs="Calibri" w:eastAsia="Calibri" w:hAnsi="Calibri"/>
+          <w:color w:val="2E74B5"/>
+          <w:sz w:val="26"/>
+          <w:szCs w:val="26"/>
+        </w:rPr>
         <w:t xml:space="preserve">Cancelamento</w:t>
       </w:r>
     </w:p>
     <w:p>
       <w:pPr>
-        <w:spacing w:after="130"/>
-        <w:jc w:val="both"/>
-      </w:pPr>
-      <w:r>
-        <w:rPr>
-          <w:rFonts w:ascii="Calibri" w:cs="Calibri" w:eastAsia="Calibri" w:hAnsi="Calibri"/>
-          <w:sz w:val="22"/>
-          <w:szCs w:val="22"/>
-        </w:rPr>
-        <w:t xml:space="preserve">Este acordo de manutenção pode ser cancelado por qualquer uma das partes, a qualquer momento, mediante aviso prévio de 15 (quinze) dias, sem multa. O cancelamento da manutenção não afeta a titularidade do conteúdo já entregue ao(à) CONTRATANTE.</w:t>
-      </w:r>
-    </w:p>
-    <w:p>
-      <w:pPr>
-        <w:spacing w:before="380"/>
-      </w:pPr>
-    </w:p>
-    <w:p>
-      <w:pPr>
-        <w:spacing w:after="40"/>
-      </w:pPr>
-      <w:r>
-        <w:rPr>
-          <w:rFonts w:ascii="Calibri" w:cs="Calibri" w:eastAsia="Calibri" w:hAnsi="Calibri"/>
-          <w:sz w:val="22"/>
-          <w:szCs w:val="22"/>
-        </w:rPr>
-        <w:t xml:space="preserve">_________________________________________________</w:t>
-      </w:r>
-    </w:p>
-    <w:p>
-      <w:pPr>
-        <w:spacing w:after="300"/>
+        <w:spacing w:after="160"/>
+        <w:jc w:val="both"/>
+      </w:pPr>
+      <w:r>
+        <w:rPr>
+          <w:rFonts w:ascii="Calibri" w:cs="Calibri" w:eastAsia="Calibri" w:hAnsi="Calibri"/>
+          <w:sz w:val="22"/>
+          <w:szCs w:val="22"/>
+        </w:rPr>
+        <w:t xml:space="preserve">Este acordo de manutenção pode ser cancelado por qualquer uma das partes, a qualquer momento, mediante aviso prévio de {noticeDays} dias, sem multa. O cancelamento da manutenção não afeta a titularidade do conteúdo já entregue ao(à) CONTRATANTE.</w:t>
+      </w:r>
+    </w:p>
+    <w:p>
+      <w:pPr>
+        <w:spacing w:after="40" w:before="300"/>
+      </w:pPr>
+      <w:r>
+        <w:rPr>
+          <w:rFonts w:ascii="Calibri" w:cs="Calibri" w:eastAsia="Calibri" w:hAnsi="Calibri"/>
+          <w:sz w:val="22"/>
+          <w:szCs w:val="22"/>
+        </w:rPr>
+        <w:t xml:space="preserve">_______________________________________________</w:t>
+      </w:r>
+    </w:p>
+    <w:p>
+      <w:pPr>
+        <w:spacing w:after="200"/>
       </w:pPr>
       <w:r>
         <w:rPr>
@@ -381,15 +430,15 @@
     </w:p>
     <w:p>
       <w:pPr>
-        <w:spacing w:after="40"/>
-      </w:pPr>
-      <w:r>
-        <w:rPr>
-          <w:rFonts w:ascii="Calibri" w:cs="Calibri" w:eastAsia="Calibri" w:hAnsi="Calibri"/>
-          <w:sz w:val="22"/>
-          <w:szCs w:val="22"/>
-        </w:rPr>
-        <w:t xml:space="preserve">_________________________________________________</w:t>
+        <w:spacing w:after="40" w:before="200"/>
+      </w:pPr>
+      <w:r>
+        <w:rPr>
+          <w:rFonts w:ascii="Calibri" w:cs="Calibri" w:eastAsia="Calibri" w:hAnsi="Calibri"/>
+          <w:sz w:val="22"/>
+          <w:szCs w:val="22"/>
+        </w:rPr>
+        <w:t xml:space="preserve">_______________________________________________</w:t>
       </w:r>
     </w:p>
     <w:p>
@@ -538,7 +587,7 @@
         <w:sz w:val="16"/>
         <w:szCs w:val="16"/>
       </w:rPr>
-      <w:t xml:space="preserve">ēloSites — acordo de manutenção recorrente</w:t>
+      <w:t xml:space="preserve">ēloSites — Termo de Manutenção Mensal</w:t>
     </w:r>
   </w:p>
 </w:hdr>

--- a/public/templates/termo-manutencao.docx
+++ b/public/templates/termo-manutencao.docx
@@ -193,15 +193,7 @@
           <w:sz w:val="22"/>
           <w:szCs w:val="22"/>
         </w:rPr>
-        <w:t xml:space="preserve">•  </w:t>
-      </w:r>
-      <w:r>
-        <w:rPr>
-          <w:rFonts w:ascii="Calibri" w:cs="Calibri" w:eastAsia="Calibri" w:hAnsi="Calibri"/>
-          <w:sz w:val="22"/>
-          <w:szCs w:val="22"/>
-        </w:rPr>
-        <w:t xml:space="preserve">Até 5 (cinco) solicitações simples por mês: alterações de texto, imagens, contatos, links e pequenos ajustes visuais;</w:t>
+        <w:t xml:space="preserve">•  Até 4 (quatro) solicitações simples por mês: alterações de texto, imagens, contatos, links e pequenos ajustes visuais;</w:t>
       </w:r>
     </w:p>
     <w:p>
@@ -216,15 +208,7 @@
           <w:sz w:val="22"/>
           <w:szCs w:val="22"/>
         </w:rPr>
-        <w:t xml:space="preserve">•  </w:t>
-      </w:r>
-      <w:r>
-        <w:rPr>
-          <w:rFonts w:ascii="Calibri" w:cs="Calibri" w:eastAsia="Calibri" w:hAnsi="Calibri"/>
-          <w:sz w:val="22"/>
-          <w:szCs w:val="22"/>
-        </w:rPr>
-        <w:t xml:space="preserve">As solicitações não utilizadas no mês não acumulam para o mês seguinte.</w:t>
+        <w:t xml:space="preserve">•  As solicitações não utilizadas no mês não acumulam para o mês seguinte.</w:t>
       </w:r>
     </w:p>
     <w:p>
@@ -239,15 +223,7 @@
           <w:sz w:val="22"/>
           <w:szCs w:val="22"/>
         </w:rPr>
-        <w:t xml:space="preserve">•  </w:t>
-      </w:r>
-      <w:r>
-        <w:rPr>
-          <w:rFonts w:ascii="Calibri" w:cs="Calibri" w:eastAsia="Calibri" w:hAnsi="Calibri"/>
-          <w:sz w:val="22"/>
-          <w:szCs w:val="22"/>
-        </w:rPr>
-        <w:t xml:space="preserve">As solicitações serão atendidas em até 3 (três) dias úteis a partir do recebimento, por WhatsApp ou e-mail.</w:t>
+        <w:t xml:space="preserve">•  As solicitações serão atendidas em até 3 (três) dias úteis a partir do recebimento, por WhatsApp ou e-mail.</w:t>
       </w:r>
     </w:p>
     <w:p>
@@ -277,15 +253,7 @@
           <w:sz w:val="22"/>
           <w:szCs w:val="22"/>
         </w:rPr>
-        <w:t xml:space="preserve">•  </w:t>
-      </w:r>
-      <w:r>
-        <w:rPr>
-          <w:rFonts w:ascii="Calibri" w:cs="Calibri" w:eastAsia="Calibri" w:hAnsi="Calibri"/>
-          <w:sz w:val="22"/>
-          <w:szCs w:val="22"/>
-        </w:rPr>
-        <w:t xml:space="preserve">Criação de novas páginas ou funcionalidades;</w:t>
+        <w:t xml:space="preserve">•  Criação de novas páginas ou funcionalidades;</w:t>
       </w:r>
     </w:p>
     <w:p>
@@ -300,15 +268,7 @@
           <w:sz w:val="22"/>
           <w:szCs w:val="22"/>
         </w:rPr>
-        <w:t xml:space="preserve">•  </w:t>
-      </w:r>
-      <w:r>
-        <w:rPr>
-          <w:rFonts w:ascii="Calibri" w:cs="Calibri" w:eastAsia="Calibri" w:hAnsi="Calibri"/>
-          <w:sz w:val="22"/>
-          <w:szCs w:val="22"/>
-        </w:rPr>
-        <w:t xml:space="preserve">Integrações com sistemas de terceiros;</w:t>
+        <w:t xml:space="preserve">•  Integrações com sistemas de terceiros;</w:t>
       </w:r>
     </w:p>
     <w:p>
@@ -323,15 +283,7 @@
           <w:sz w:val="22"/>
           <w:szCs w:val="22"/>
         </w:rPr>
-        <w:t xml:space="preserve">•  </w:t>
-      </w:r>
-      <w:r>
-        <w:rPr>
-          <w:rFonts w:ascii="Calibri" w:cs="Calibri" w:eastAsia="Calibri" w:hAnsi="Calibri"/>
-          <w:sz w:val="22"/>
-          <w:szCs w:val="22"/>
-        </w:rPr>
-        <w:t xml:space="preserve">Redesigns ou alterações estruturais;</w:t>
+        <w:t xml:space="preserve">•  Redesigns ou alterações estruturais;</w:t>
       </w:r>
     </w:p>
     <w:p>
@@ -346,15 +298,7 @@
           <w:sz w:val="22"/>
           <w:szCs w:val="22"/>
         </w:rPr>
-        <w:t xml:space="preserve">•  </w:t>
-      </w:r>
-      <w:r>
-        <w:rPr>
-          <w:rFonts w:ascii="Calibri" w:cs="Calibri" w:eastAsia="Calibri" w:hAnsi="Calibri"/>
-          <w:sz w:val="22"/>
-          <w:szCs w:val="22"/>
-        </w:rPr>
-        <w:t xml:space="preserve">Domínio e hospedagem, que são serviços de terceiros contratados e pagos diretamente pelo(a) CONTRATANTE junto ao provedor de sua escolha;</w:t>
+        <w:t xml:space="preserve">•  Domínio e hospedagem, que são serviços de terceiros contratados e pagos diretamente pelo(a) CONTRATANTE junto ao provedor de sua escolha;</w:t>
       </w:r>
     </w:p>
     <w:p>
